--- a/work log/quant.小小.docx
+++ b/work log/quant.小小.docx
@@ -98,13 +98,7 @@
         <w:t>；2.小于阈值，返回强化判断出的模型参数 3.极小，无需调整</w:t>
       </w:r>
     </w:p>
-    <w:p>
-      <w:pPr>
-        <w:rPr>
-          <w:rFonts w:hint="eastAsia"/>
-        </w:rPr>
-      </w:pPr>
-    </w:p>
+    <w:p/>
     <w:sectPr>
       <w:pgSz w:w="11906" w:h="16838"/>
       <w:pgMar w:top="1440" w:right="1800" w:bottom="1440" w:left="1800" w:header="851" w:footer="992" w:gutter="0"/>

--- a/work log/quant.小小.docx
+++ b/work log/quant.小小.docx
@@ -99,6 +99,42 @@
       </w:r>
     </w:p>
     <w:p/>
+    <w:p>
+      <w:r>
+        <w:t>25-2-28</w:t>
+      </w:r>
+    </w:p>
+    <w:p>
+      <w:pPr>
+        <w:rPr>
+          <w:rFonts w:hint="eastAsia"/>
+        </w:rPr>
+      </w:pPr>
+      <w:r>
+        <w:rPr>
+          <w:rFonts w:hint="eastAsia"/>
+        </w:rPr>
+        <w:t>与老鉄合作部署了</w:t>
+      </w:r>
+      <w:r>
+        <w:t>Q</w:t>
+      </w:r>
+      <w:r>
+        <w:rPr>
+          <w:rFonts w:hint="eastAsia"/>
+        </w:rPr>
+        <w:t>uant</w:t>
+      </w:r>
+      <w:r>
+        <w:t>AI</w:t>
+      </w:r>
+      <w:r>
+        <w:rPr>
+          <w:rFonts w:hint="eastAsia"/>
+        </w:rPr>
+        <w:t>用于市场情绪分析 添加了完整代码和使用教程</w:t>
+      </w:r>
+    </w:p>
     <w:sectPr>
       <w:pgSz w:w="11906" w:h="16838"/>
       <w:pgMar w:top="1440" w:right="1800" w:bottom="1440" w:left="1800" w:header="851" w:footer="992" w:gutter="0"/>
